--- a/knowledge/source/qa/08_ค้างชำระและขอแบ่งจ่าย.docx
+++ b/knowledge/source/qa/08_ค้างชำระและขอแบ่งจ่าย.docx
@@ -1,6 +1,6 @@
 
 <file path=word/document.xml><?xml version="1.0" encoding="utf-8"?>
-<w:document xmlns:ve="http://schemas.openxmlformats.org/markup-compatibility/2006" xmlns:o="urn:schemas-microsoft-com:office:office" xmlns:r="http://schemas.openxmlformats.org/officeDocument/2006/relationships" xmlns:v="urn:schemas-microsoft-com:vml" xmlns:wp="http://schemas.openxmlformats.org/drawingml/2006/wordprocessingDrawing" xmlns:w10="urn:schemas-microsoft-com:office:word" xmlns:w="http://schemas.openxmlformats.org/wordprocessingml/2006/main">
+<w:document xmlns:w="http://schemas.openxmlformats.org/wordprocessingml/2006/main">
   <w:body>
     <w:p>
       <w:pPr>
@@ -14,7 +14,7 @@
           <w:b/>
           <w:spacing w:val="0"/>
         </w:rPr>
-        <w:t xml:space="preserve">ถาม: ค้างชำระค่าไฟมากกว่า 2 เดือน สามารถแบ่งจ่ายเฉพาะเดือนแรกได้หรือไม่</w:t>
+        <w:t xml:space="preserve">ถาม: ค้างชำระค่าไฟมากกว่า 2 เดือน สามารถแบ่งจ่ายเฉพาะเดือนแรกได้หรือไม่ | คำถามใกล้เคียง: ค้างค่าไฟขอผ่อนจ่ายได้ไหม / ค่าไฟค้างหลายเดือนแบ่งจ่ายอย่างไร / ขอชำระค่าไฟบางเดือนก่อนได้ไหม</w:t>
       </w:r>
       <w:r>
         <w:rPr>
@@ -38,64 +38,64 @@
           <w:b/>
           <w:spacing w:val="0"/>
         </w:rPr>
-        <w:t xml:space="preserve">สถานะหลักฐาน:</w:t>
-      </w:r>
-      <w:r>
-        <w:rPr>
-          <w:rFonts w:ascii="Times" w:hAnsi="Times" w:cs="Times"/>
-          <w:sz w:val="24"/>
-          <w:sz-cs w:val="24"/>
-          <w:spacing w:val="0"/>
-        </w:rPr>
-        <w:t xml:space="preserve"> ตรงบางส่วน</w:t>
-      </w:r>
-    </w:p>
-    <w:p>
-      <w:pPr>
-        <w:spacing w:after="240"/>
-      </w:pPr>
-      <w:r>
-        <w:rPr>
-          <w:rFonts w:ascii="Times" w:hAnsi="Times" w:cs="Times"/>
-          <w:sz w:val="24"/>
-          <w:sz-cs w:val="24"/>
-          <w:b/>
-          <w:spacing w:val="0"/>
-        </w:rPr>
-        <w:t xml:space="preserve">ตอบ:</w:t>
-      </w:r>
-      <w:r>
-        <w:rPr>
-          <w:rFonts w:ascii="Times" w:hAnsi="Times" w:cs="Times"/>
-          <w:sz w:val="24"/>
-          <w:sz-cs w:val="24"/>
-          <w:spacing w:val="0"/>
-        </w:rPr>
-        <w:t xml:space="preserve"> ไม่ควรรับรองว่าแบ่งจ่ายเฉพาะเดือนแรกได้ทุกกรณี PEA มีระบบลงทะเบียน ยืนยันแผน และติดตามผลการขอผ่อนชำระ การอนุมัติเป็นไปตามเงื่อนไข PEA และแจ้งผลทาง SMS ระบบระบุช่องทางชำระค่างวดที่สำนักงาน กฟภ. หรือ PEA Smart Plus</w:t>
-      </w:r>
-    </w:p>
-    <w:p>
-      <w:pPr>
-        <w:spacing w:after="240"/>
-      </w:pPr>
-      <w:r>
-        <w:rPr>
-          <w:rFonts w:ascii="Times" w:hAnsi="Times" w:cs="Times"/>
-          <w:sz w:val="24"/>
-          <w:sz-cs w:val="24"/>
-          <w:b/>
-          <w:spacing w:val="0"/>
-        </w:rPr>
-        <w:t xml:space="preserve">แหล่งอ้างอิงทางการ:</w:t>
-      </w:r>
-      <w:r>
-        <w:rPr>
-          <w:rFonts w:ascii="Times" w:hAnsi="Times" w:cs="Times"/>
-          <w:sz w:val="24"/>
-          <w:sz-cs w:val="24"/>
-          <w:spacing w:val="0"/>
-        </w:rPr>
-        <w:t xml:space="preserve"> https://installment.pea.co.th/ ; https://installment.pea.co.th/Register ; https://installment.pea.co.th/CheckStatus</w:t>
+        <w:t xml:space="preserve">สถานะหลักฐาน: ตรง</w:t>
+      </w:r>
+      <w:r>
+        <w:rPr>
+          <w:rFonts w:ascii="Times" w:hAnsi="Times" w:cs="Times"/>
+          <w:sz w:val="24"/>
+          <w:sz-cs w:val="24"/>
+          <w:spacing w:val="0"/>
+        </w:rPr>
+        <w:t xml:space="preserve"/>
+      </w:r>
+    </w:p>
+    <w:p>
+      <w:pPr>
+        <w:spacing w:after="240"/>
+      </w:pPr>
+      <w:r>
+        <w:rPr>
+          <w:rFonts w:ascii="Times" w:hAnsi="Times" w:cs="Times"/>
+          <w:sz w:val="24"/>
+          <w:sz-cs w:val="24"/>
+          <w:b/>
+          <w:spacing w:val="0"/>
+        </w:rPr>
+        <w:t xml:space="preserve">ตอบ: หากชำระที่สำนักงาน กฟฟ. สามารถแบ่งชำระบางเดือนได้ แต่หากชำระผ่านตัวแทน จุดบริการ แอป เว็บไซต์ PEA Smart Plus, PEA e-Pay หรือตู้เติมเงิน ต้องชำระยอดทั้งหมด ไม่สามารถแบ่งชำระบางเดือนได้</w:t>
+      </w:r>
+      <w:r>
+        <w:rPr>
+          <w:rFonts w:ascii="Times" w:hAnsi="Times" w:cs="Times"/>
+          <w:sz w:val="24"/>
+          <w:sz-cs w:val="24"/>
+          <w:spacing w:val="0"/>
+        </w:rPr>
+        <w:t xml:space="preserve"/>
+      </w:r>
+    </w:p>
+    <w:p>
+      <w:pPr>
+        <w:spacing w:after="240"/>
+      </w:pPr>
+      <w:r>
+        <w:rPr>
+          <w:rFonts w:ascii="Times" w:hAnsi="Times" w:cs="Times"/>
+          <w:sz w:val="24"/>
+          <w:sz-cs w:val="24"/>
+          <w:b/>
+          <w:spacing w:val="0"/>
+        </w:rPr>
+        <w:t xml:space="preserve">แหล่งอ้างอิงทางการ: PEA Work Manual การบริหารจัดการข้อร้องเรียน ฉบับปรับปรุงครั้งที่ 3, ภาคผนวก หน้า 139 (เอกสาร QA ที่นำเข้า) ; https://www.pea.co.th/faqs</w:t>
+      </w:r>
+      <w:r>
+        <w:rPr>
+          <w:rFonts w:ascii="Times" w:hAnsi="Times" w:cs="Times"/>
+          <w:sz w:val="24"/>
+          <w:sz-cs w:val="24"/>
+          <w:spacing w:val="0"/>
+        </w:rPr>
+        <w:t xml:space="preserve"/>
       </w:r>
     </w:p>
     <w:p>
